--- a/Calendario2025/Actividades/A5_DHCP/Actividad5_DHCP_solucion.docx
+++ b/Calendario2025/Actividades/A5_DHCP/Actividad5_DHCP_solucion.docx
@@ -1,10 +1,10 @@
 
 <file path=word/document.xml><?xml version="1.0" encoding="utf-8"?>
-<w:document xmlns:wpc="http://schemas.microsoft.com/office/word/2010/wordprocessingCanvas" xmlns:cx="http://schemas.microsoft.com/office/drawing/2014/chartex" xmlns:cx1="http://schemas.microsoft.com/office/drawing/2015/9/8/chartex" xmlns:cx2="http://schemas.microsoft.com/office/drawing/2015/10/21/chartex" xmlns:cx3="http://schemas.microsoft.com/office/drawing/2016/5/9/chartex" xmlns:cx4="http://schemas.microsoft.com/office/drawing/2016/5/10/chartex" xmlns:cx5="http://schemas.microsoft.com/office/drawing/2016/5/11/chartex" xmlns:cx6="http://schemas.microsoft.com/office/drawing/2016/5/12/chartex" xmlns:cx7="http://schemas.microsoft.com/office/drawing/2016/5/13/chartex" xmlns:cx8="http://schemas.microsoft.com/office/drawing/2016/5/14/chartex" xmlns:mc="http://schemas.openxmlformats.org/markup-compatibility/2006" xmlns:aink="http://schemas.microsoft.com/office/drawing/2016/ink" xmlns:am3d="http://schemas.microsoft.com/office/drawing/2017/model3d" xmlns:o="urn:schemas-microsoft-com:office:office" xmlns:oel="http://schemas.microsoft.com/office/2019/extlst" xmlns:r="http://schemas.openxmlformats.org/officeDocument/2006/relationships" xmlns:m="http://schemas.openxmlformats.org/officeDocument/2006/math" xmlns:v="urn:schemas-microsoft-com:vml" xmlns:wp14="http://schemas.microsoft.com/office/word/2010/wordprocessingDrawing" xmlns:wp="http://schemas.openxmlformats.org/drawingml/2006/wordprocessingDrawing" xmlns:w10="urn:schemas-microsoft-com:office:word" xmlns:w="http://schemas.openxmlformats.org/wordprocessingml/2006/main" xmlns:w14="http://schemas.microsoft.com/office/word/2010/wordml" xmlns:w15="http://schemas.microsoft.com/office/word/2012/wordml" xmlns:w16cex="http://schemas.microsoft.com/office/word/2018/wordml/cex" xmlns:w16cid="http://schemas.microsoft.com/office/word/2016/wordml/cid" xmlns:w16="http://schemas.microsoft.com/office/word/2018/wordml" xmlns:w16sdtdh="http://schemas.microsoft.com/office/word/2020/wordml/sdtdatahash" xmlns:w16se="http://schemas.microsoft.com/office/word/2015/wordml/symex" xmlns:wpg="http://schemas.microsoft.com/office/word/2010/wordprocessingGroup" xmlns:wpi="http://schemas.microsoft.com/office/word/2010/wordprocessingInk" xmlns:wne="http://schemas.microsoft.com/office/word/2006/wordml" xmlns:wps="http://schemas.microsoft.com/office/word/2010/wordprocessingShape" mc:Ignorable="w14 w15 w16se w16cid w16 w16cex w16sdtdh wp14">
+<w:document xmlns:wpc="http://schemas.microsoft.com/office/word/2010/wordprocessingCanvas" xmlns:cx="http://schemas.microsoft.com/office/drawing/2014/chartex" xmlns:cx1="http://schemas.microsoft.com/office/drawing/2015/9/8/chartex" xmlns:cx2="http://schemas.microsoft.com/office/drawing/2015/10/21/chartex" xmlns:cx3="http://schemas.microsoft.com/office/drawing/2016/5/9/chartex" xmlns:cx4="http://schemas.microsoft.com/office/drawing/2016/5/10/chartex" xmlns:cx5="http://schemas.microsoft.com/office/drawing/2016/5/11/chartex" xmlns:cx6="http://schemas.microsoft.com/office/drawing/2016/5/12/chartex" xmlns:cx7="http://schemas.microsoft.com/office/drawing/2016/5/13/chartex" xmlns:cx8="http://schemas.microsoft.com/office/drawing/2016/5/14/chartex" xmlns:mc="http://schemas.openxmlformats.org/markup-compatibility/2006" xmlns:aink="http://schemas.microsoft.com/office/drawing/2016/ink" xmlns:am3d="http://schemas.microsoft.com/office/drawing/2017/model3d" xmlns:o="urn:schemas-microsoft-com:office:office" xmlns:oel="http://schemas.microsoft.com/office/2019/extlst" xmlns:r="http://schemas.openxmlformats.org/officeDocument/2006/relationships" xmlns:m="http://schemas.openxmlformats.org/officeDocument/2006/math" xmlns:v="urn:schemas-microsoft-com:vml" xmlns:wp14="http://schemas.microsoft.com/office/word/2010/wordprocessingDrawing" xmlns:wp="http://schemas.openxmlformats.org/drawingml/2006/wordprocessingDrawing" xmlns:w10="urn:schemas-microsoft-com:office:word" xmlns:w="http://schemas.openxmlformats.org/wordprocessingml/2006/main" xmlns:w14="http://schemas.microsoft.com/office/word/2010/wordml" xmlns:w15="http://schemas.microsoft.com/office/word/2012/wordml" xmlns:w16cex="http://schemas.microsoft.com/office/word/2018/wordml/cex" xmlns:w16cid="http://schemas.microsoft.com/office/word/2016/wordml/cid" xmlns:w16="http://schemas.microsoft.com/office/word/2018/wordml" xmlns:w16du="http://schemas.microsoft.com/office/word/2023/wordml/word16du" xmlns:w16sdtdh="http://schemas.microsoft.com/office/word/2020/wordml/sdtdatahash" xmlns:w16sdtfl="http://schemas.microsoft.com/office/word/2024/wordml/sdtformatlock" xmlns:w16se="http://schemas.microsoft.com/office/word/2015/wordml/symex" xmlns:wpg="http://schemas.microsoft.com/office/word/2010/wordprocessingGroup" xmlns:wpi="http://schemas.microsoft.com/office/word/2010/wordprocessingInk" xmlns:wne="http://schemas.microsoft.com/office/word/2006/wordml" xmlns:wps="http://schemas.microsoft.com/office/word/2010/wordprocessingShape" mc:Ignorable="w14 w15 w16se w16cid w16 w16cex w16sdtdh w16sdtfl w16du wp14">
   <w:body>
     <w:p>
       <w:pPr>
-        <w:pStyle w:val="Textoindependiente"/>
+        <w:pStyle w:val="BodyText"/>
         <w:spacing w:before="45"/>
         <w:ind w:left="0" w:right="121"/>
         <w:jc w:val="center"/>
@@ -23,16 +23,16 @@
         <mc:AlternateContent>
           <mc:Choice Requires="wps">
             <w:drawing>
-              <wp:anchor distT="0" distB="0" distL="114300" distR="114300" simplePos="0" relativeHeight="251659264" behindDoc="0" locked="0" layoutInCell="1" allowOverlap="1" wp14:anchorId="05F9E4D3" wp14:editId="2BED25F3">
+              <wp:anchor distT="0" distB="0" distL="114300" distR="114300" simplePos="0" relativeHeight="251659264" behindDoc="0" locked="0" layoutInCell="1" allowOverlap="1" wp14:anchorId="05F9E4D3" wp14:editId="7AB771D6">
                 <wp:simplePos x="0" y="0"/>
                 <wp:positionH relativeFrom="column">
-                  <wp:posOffset>-742950</wp:posOffset>
+                  <wp:posOffset>-742949</wp:posOffset>
                 </wp:positionH>
                 <wp:positionV relativeFrom="paragraph">
-                  <wp:posOffset>-64770</wp:posOffset>
+                  <wp:posOffset>-208915</wp:posOffset>
                 </wp:positionV>
-                <wp:extent cx="2257425" cy="942975"/>
-                <wp:effectExtent l="0" t="0" r="9525" b="0"/>
+                <wp:extent cx="1943100" cy="676275"/>
+                <wp:effectExtent l="0" t="0" r="0" b="9525"/>
                 <wp:wrapNone/>
                 <wp:docPr id="3" name="Cuadro de texto 3"/>
                 <wp:cNvGraphicFramePr>
@@ -47,7 +47,7 @@
                       <wps:spPr bwMode="auto">
                         <a:xfrm>
                           <a:off x="0" y="0"/>
-                          <a:ext cx="2257425" cy="942975"/>
+                          <a:ext cx="1943100" cy="676275"/>
                         </a:xfrm>
                         <a:prstGeom prst="rect">
                           <a:avLst/>
@@ -131,7 +131,7 @@
                         </w:txbxContent>
                       </wps:txbx>
                       <wps:bodyPr rot="0" vert="horz" wrap="square" lIns="91440" tIns="45720" rIns="91440" bIns="45720" anchor="t" anchorCtr="0" upright="1">
-                        <a:spAutoFit/>
+                        <a:noAutofit/>
                       </wps:bodyPr>
                     </wps:wsp>
                   </a:graphicData>
@@ -140,7 +140,7 @@
                   <wp14:pctWidth>0</wp14:pctWidth>
                 </wp14:sizeRelH>
                 <wp14:sizeRelV relativeFrom="margin">
-                  <wp14:pctHeight>20000</wp14:pctHeight>
+                  <wp14:pctHeight>0</wp14:pctHeight>
                 </wp14:sizeRelV>
               </wp:anchor>
             </w:drawing>
@@ -151,8 +151,8 @@
                 <v:stroke joinstyle="miter"/>
                 <v:path gradientshapeok="t" o:connecttype="rect"/>
               </v:shapetype>
-              <v:shape id="Cuadro de texto 3" o:spid="_x0000_s1026" type="#_x0000_t202" style="position:absolute;left:0;text-align:left;margin-left:-58.5pt;margin-top:-5.1pt;width:177.75pt;height:74.25pt;z-index:251659264;visibility:visible;mso-wrap-style:square;mso-width-percent:0;mso-height-percent:200;mso-wrap-distance-left:9pt;mso-wrap-distance-top:0;mso-wrap-distance-right:9pt;mso-wrap-distance-bottom:0;mso-position-horizontal:absolute;mso-position-horizontal-relative:text;mso-position-vertical:absolute;mso-position-vertical-relative:text;mso-width-percent:0;mso-height-percent:200;mso-width-relative:margin;mso-height-relative:margin;v-text-anchor:top" o:gfxdata="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" stroked="f">
-                <v:textbox style="mso-fit-shape-to-text:t">
+              <v:shape id="Cuadro de texto 3" o:spid="_x0000_s1026" type="#_x0000_t202" style="position:absolute;left:0;text-align:left;margin-left:-58.5pt;margin-top:-16.45pt;width:153pt;height:53.25pt;z-index:251659264;visibility:visible;mso-wrap-style:square;mso-width-percent:0;mso-height-percent:0;mso-wrap-distance-left:9pt;mso-wrap-distance-top:0;mso-wrap-distance-right:9pt;mso-wrap-distance-bottom:0;mso-position-horizontal:absolute;mso-position-horizontal-relative:text;mso-position-vertical:absolute;mso-position-vertical-relative:text;mso-width-percent:0;mso-height-percent:0;mso-width-relative:margin;mso-height-relative:margin;v-text-anchor:top" o:gfxdata="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" stroked="f">
+                <v:textbox>
                   <w:txbxContent>
                     <w:p>
                       <w:r>
@@ -219,7 +219,7 @@
     </w:p>
     <w:p>
       <w:pPr>
-        <w:pStyle w:val="Textoindependiente"/>
+        <w:pStyle w:val="BodyText"/>
         <w:spacing w:before="45"/>
         <w:ind w:left="0" w:right="121"/>
         <w:jc w:val="center"/>
@@ -234,22 +234,7 @@
     </w:p>
     <w:p>
       <w:pPr>
-        <w:pStyle w:val="Textoindependiente"/>
-        <w:spacing w:before="45"/>
-        <w:ind w:left="0" w:right="121"/>
-        <w:jc w:val="center"/>
-        <w:rPr>
-          <w:rFonts w:cs="Arial"/>
-          <w:b/>
-          <w:spacing w:val="-1"/>
-          <w:sz w:val="28"/>
-          <w:szCs w:val="28"/>
-        </w:rPr>
-      </w:pPr>
-    </w:p>
-    <w:p>
-      <w:pPr>
-        <w:pStyle w:val="Textoindependiente"/>
+        <w:pStyle w:val="BodyText"/>
         <w:spacing w:before="45"/>
         <w:ind w:left="0" w:right="121"/>
         <w:jc w:val="center"/>
@@ -269,105 +254,22 @@
           <w:sz w:val="24"/>
           <w:szCs w:val="24"/>
         </w:rPr>
-        <w:t xml:space="preserve">Ejercicio </w:t>
-      </w:r>
-      <w:r>
-        <w:rPr>
-          <w:rFonts w:cs="Arial"/>
-          <w:b/>
-          <w:spacing w:val="-1"/>
-          <w:sz w:val="24"/>
-          <w:szCs w:val="24"/>
-        </w:rPr>
-        <w:t>7</w:t>
-      </w:r>
-      <w:r>
-        <w:rPr>
-          <w:rFonts w:cs="Arial"/>
-          <w:b/>
-          <w:spacing w:val="-1"/>
-          <w:sz w:val="24"/>
-          <w:szCs w:val="24"/>
-        </w:rPr>
-        <w:t>.</w:t>
-      </w:r>
-      <w:r>
-        <w:rPr>
-          <w:rFonts w:cs="Arial"/>
-          <w:b/>
-          <w:spacing w:val="-1"/>
-          <w:sz w:val="24"/>
-          <w:szCs w:val="24"/>
-        </w:rPr>
-        <w:t xml:space="preserve"> </w:t>
-      </w:r>
-      <w:r>
-        <w:rPr>
-          <w:rFonts w:cs="Arial"/>
-          <w:b/>
-          <w:spacing w:val="-1"/>
-          <w:sz w:val="24"/>
-          <w:szCs w:val="24"/>
-        </w:rPr>
-        <w:t>“</w:t>
-      </w:r>
-      <w:r>
-        <w:rPr>
-          <w:rFonts w:cs="Arial"/>
-          <w:b/>
-          <w:spacing w:val="-1"/>
-          <w:sz w:val="24"/>
-          <w:szCs w:val="24"/>
-        </w:rPr>
-        <w:t xml:space="preserve">Configuración </w:t>
-      </w:r>
-      <w:r>
-        <w:rPr>
-          <w:rFonts w:cs="Arial"/>
-          <w:b/>
-          <w:spacing w:val="-1"/>
-          <w:sz w:val="24"/>
-          <w:szCs w:val="24"/>
-        </w:rPr>
-        <w:t xml:space="preserve">básica </w:t>
-      </w:r>
-      <w:r>
-        <w:rPr>
-          <w:rFonts w:cs="Arial"/>
-          <w:b/>
-          <w:spacing w:val="-1"/>
-          <w:sz w:val="24"/>
-          <w:szCs w:val="24"/>
-        </w:rPr>
-        <w:t xml:space="preserve">de </w:t>
-      </w:r>
-      <w:r>
-        <w:rPr>
-          <w:rFonts w:cs="Arial"/>
-          <w:b/>
-          <w:spacing w:val="-1"/>
-          <w:sz w:val="24"/>
-          <w:szCs w:val="24"/>
-        </w:rPr>
-        <w:t>DHCP</w:t>
-      </w:r>
-      <w:r>
-        <w:rPr>
-          <w:rFonts w:cs="Arial"/>
-          <w:b/>
-          <w:spacing w:val="-1"/>
-          <w:sz w:val="24"/>
-          <w:szCs w:val="24"/>
-        </w:rPr>
-        <w:t>”</w:t>
+        <w:t>Actividad 5. Configuración básica de DHCP, DNS y WEB</w:t>
       </w:r>
     </w:p>
     <w:p>
       <w:pPr>
-        <w:pStyle w:val="Textoindependiente"/>
+        <w:pStyle w:val="BodyText"/>
         <w:spacing w:before="45"/>
         <w:ind w:left="0" w:right="121"/>
         <w:jc w:val="center"/>
+        <w:rPr>
+          <w:rFonts w:ascii="Times New Roman" w:hAnsi="Times New Roman"/>
+          <w:spacing w:val="-1"/>
+          <w:sz w:val="24"/>
+        </w:rPr>
+      </w:pPr>
+      <w:r>
         <w:rPr>
           <w:rFonts w:cs="Arial"/>
           <w:bCs/>
@@ -376,30 +278,8 @@
           <w:sz w:val="16"/>
           <w:szCs w:val="16"/>
         </w:rPr>
-      </w:pPr>
-      <w:r>
-        <w:rPr>
-          <w:rFonts w:cs="Arial"/>
-          <w:bCs/>
-          <w:color w:val="FFFFFF" w:themeColor="background1"/>
-          <w:spacing w:val="-1"/>
-          <w:sz w:val="16"/>
-          <w:szCs w:val="16"/>
-        </w:rPr>
         <w:t>.</w:t>
       </w:r>
-    </w:p>
-    <w:p>
-      <w:pPr>
-        <w:spacing w:before="48"/>
-        <w:ind w:left="220" w:right="197"/>
-        <w:jc w:val="both"/>
-        <w:rPr>
-          <w:rFonts w:ascii="Times New Roman" w:hAnsi="Times New Roman"/>
-          <w:spacing w:val="-1"/>
-          <w:sz w:val="24"/>
-        </w:rPr>
-      </w:pPr>
     </w:p>
     <w:p>
       <w:pPr>
@@ -424,13 +304,13 @@
         <mc:AlternateContent>
           <mc:Choice Requires="wps">
             <w:drawing>
-              <wp:anchor distT="0" distB="0" distL="114300" distR="114300" simplePos="0" relativeHeight="251670528" behindDoc="0" locked="0" layoutInCell="1" allowOverlap="1" wp14:anchorId="3656EE3E" wp14:editId="02A46CB7">
+              <wp:anchor distT="0" distB="0" distL="114300" distR="114300" simplePos="0" relativeHeight="251670528" behindDoc="0" locked="0" layoutInCell="1" allowOverlap="1" wp14:anchorId="3656EE3E" wp14:editId="1DE36E47">
                 <wp:simplePos x="0" y="0"/>
                 <wp:positionH relativeFrom="margin">
-                  <wp:posOffset>4972050</wp:posOffset>
+                  <wp:posOffset>3933825</wp:posOffset>
                 </wp:positionH>
                 <wp:positionV relativeFrom="paragraph">
-                  <wp:posOffset>1780540</wp:posOffset>
+                  <wp:posOffset>2190115</wp:posOffset>
                 </wp:positionV>
                 <wp:extent cx="1285875" cy="295275"/>
                 <wp:effectExtent l="0" t="0" r="28575" b="28575"/>
@@ -517,7 +397,7 @@
           </mc:Choice>
           <mc:Fallback>
             <w:pict>
-              <v:shape w14:anchorId="3656EE3E" id="Cuadro de texto 2" o:spid="_x0000_s1027" type="#_x0000_t202" style="position:absolute;left:0;text-align:left;margin-left:391.5pt;margin-top:140.2pt;width:101.25pt;height:23.25pt;z-index:251670528;visibility:visible;mso-wrap-style:square;mso-width-percent:0;mso-height-percent:0;mso-wrap-distance-left:9pt;mso-wrap-distance-top:0;mso-wrap-distance-right:9pt;mso-wrap-distance-bottom:0;mso-position-horizontal:absolute;mso-position-horizontal-relative:margin;mso-position-vertical:absolute;mso-position-vertical-relative:text;mso-width-percent:0;mso-height-percent:0;mso-width-relative:margin;mso-height-relative:margin;v-text-anchor:middle" o:gfxdata="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" strokecolor="black [3213]">
+              <v:shape w14:anchorId="3656EE3E" id="Cuadro de texto 2" o:spid="_x0000_s1027" type="#_x0000_t202" style="position:absolute;left:0;text-align:left;margin-left:309.75pt;margin-top:172.45pt;width:101.25pt;height:23.25pt;z-index:251670528;visibility:visible;mso-wrap-style:square;mso-width-percent:0;mso-height-percent:0;mso-wrap-distance-left:9pt;mso-wrap-distance-top:0;mso-wrap-distance-right:9pt;mso-wrap-distance-bottom:0;mso-position-horizontal:absolute;mso-position-horizontal-relative:margin;mso-position-vertical:absolute;mso-position-vertical-relative:text;mso-width-percent:0;mso-height-percent:0;mso-width-relative:margin;mso-height-relative:margin;v-text-anchor:middle" o:gfxdata="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" strokecolor="black [3213]">
                 <v:textbox>
                   <w:txbxContent>
                     <w:p>
@@ -569,13 +449,13 @@
         <mc:AlternateContent>
           <mc:Choice Requires="wps">
             <w:drawing>
-              <wp:anchor distT="0" distB="0" distL="114300" distR="114300" simplePos="0" relativeHeight="251669504" behindDoc="0" locked="0" layoutInCell="1" allowOverlap="1" wp14:anchorId="00A806D8" wp14:editId="4FC6B734">
+              <wp:anchor distT="0" distB="0" distL="114300" distR="114300" simplePos="0" relativeHeight="251669504" behindDoc="0" locked="0" layoutInCell="1" allowOverlap="1" wp14:anchorId="00A806D8" wp14:editId="30FD10F9">
                 <wp:simplePos x="0" y="0"/>
                 <wp:positionH relativeFrom="column">
-                  <wp:posOffset>257175</wp:posOffset>
+                  <wp:posOffset>-552450</wp:posOffset>
                 </wp:positionH>
                 <wp:positionV relativeFrom="paragraph">
-                  <wp:posOffset>1761490</wp:posOffset>
+                  <wp:posOffset>2342515</wp:posOffset>
                 </wp:positionV>
                 <wp:extent cx="1243330" cy="314325"/>
                 <wp:effectExtent l="0" t="0" r="13970" b="28575"/>
@@ -663,7 +543,7 @@
           </mc:Choice>
           <mc:Fallback>
             <w:pict>
-              <v:shape w14:anchorId="00A806D8" id="_x0000_s1028" type="#_x0000_t202" style="position:absolute;left:0;text-align:left;margin-left:20.25pt;margin-top:138.7pt;width:97.9pt;height:24.75pt;z-index:251669504;visibility:visible;mso-wrap-style:square;mso-width-percent:0;mso-height-percent:0;mso-wrap-distance-left:9pt;mso-wrap-distance-top:0;mso-wrap-distance-right:9pt;mso-wrap-distance-bottom:0;mso-position-horizontal:absolute;mso-position-horizontal-relative:text;mso-position-vertical:absolute;mso-position-vertical-relative:text;mso-width-percent:0;mso-height-percent:0;mso-width-relative:margin;mso-height-relative:margin;v-text-anchor:middle" o:gfxdata="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" strokecolor="black [3213]">
+              <v:shape w14:anchorId="00A806D8" id="_x0000_s1028" type="#_x0000_t202" style="position:absolute;left:0;text-align:left;margin-left:-43.5pt;margin-top:184.45pt;width:97.9pt;height:24.75pt;z-index:251669504;visibility:visible;mso-wrap-style:square;mso-width-percent:0;mso-height-percent:0;mso-wrap-distance-left:9pt;mso-wrap-distance-top:0;mso-wrap-distance-right:9pt;mso-wrap-distance-bottom:0;mso-position-horizontal:absolute;mso-position-horizontal-relative:text;mso-position-vertical:absolute;mso-position-vertical-relative:text;mso-width-percent:0;mso-height-percent:0;mso-width-relative:margin;mso-height-relative:margin;v-text-anchor:middle" o:gfxdata="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" strokecolor="black [3213]">
                 <v:textbox>
                   <w:txbxContent>
                     <w:p>
@@ -705,18 +585,32 @@
           </mc:Fallback>
         </mc:AlternateContent>
       </w:r>
-      <w:r>
-        <w:rPr>
-          <w:rFonts w:ascii="Arial Narrow" w:eastAsia="Arial Narrow" w:hAnsi="Arial Narrow" w:cs="Arial Narrow"/>
+    </w:p>
+    <w:p>
+      <w:pPr>
+        <w:pStyle w:val="Heading1"/>
+        <w:spacing w:before="0"/>
+        <w:ind w:left="0" w:right="113"/>
+        <w:jc w:val="both"/>
+        <w:rPr>
+          <w:rFonts w:ascii="Arial" w:hAnsi="Arial" w:cs="Arial"/>
+          <w:b/>
+          <w:bCs/>
+          <w:color w:val="2C3A45"/>
+          <w:spacing w:val="-2"/>
+          <w:sz w:val="22"/>
+          <w:szCs w:val="22"/>
+        </w:rPr>
+      </w:pPr>
+      <w:r>
+        <w:rPr>
           <w:noProof/>
-          <w:sz w:val="20"/>
-          <w:szCs w:val="20"/>
         </w:rPr>
         <w:drawing>
-          <wp:inline distT="0" distB="0" distL="0" distR="0" wp14:anchorId="21320190" wp14:editId="55A25FBF">
-            <wp:extent cx="5086351" cy="4486275"/>
+          <wp:inline distT="0" distB="0" distL="0" distR="0" wp14:anchorId="30425CE0" wp14:editId="7FFAE76E">
+            <wp:extent cx="6400800" cy="2595880"/>
             <wp:effectExtent l="0" t="0" r="0" b="0"/>
-            <wp:docPr id="1" name="Imagen 1"/>
+            <wp:docPr id="1749092966" name="Picture 1" descr="A diagram of a computer network&#10;&#10;AI-generated content may be incorrect."/>
             <wp:cNvGraphicFramePr>
               <a:graphicFrameLocks xmlns:a="http://schemas.openxmlformats.org/drawingml/2006/main" noChangeAspect="1"/>
             </wp:cNvGraphicFramePr>
@@ -724,36 +618,23 @@
               <a:graphicData uri="http://schemas.openxmlformats.org/drawingml/2006/picture">
                 <pic:pic xmlns:pic="http://schemas.openxmlformats.org/drawingml/2006/picture">
                   <pic:nvPicPr>
-                    <pic:cNvPr id="0" name="Picture 1"/>
-                    <pic:cNvPicPr>
-                      <a:picLocks noChangeAspect="1" noChangeArrowheads="1"/>
-                    </pic:cNvPicPr>
+                    <pic:cNvPr id="1749092966" name="Picture 1" descr="A diagram of a computer network&#10;&#10;AI-generated content may be incorrect."/>
+                    <pic:cNvPicPr/>
                   </pic:nvPicPr>
                   <pic:blipFill>
-                    <a:blip r:embed="rId8">
-                      <a:extLst>
-                        <a:ext uri="{28A0092B-C50C-407E-A947-70E740481C1C}">
-                          <a14:useLocalDpi xmlns:a14="http://schemas.microsoft.com/office/drawing/2010/main" val="0"/>
-                        </a:ext>
-                      </a:extLst>
-                    </a:blip>
-                    <a:srcRect/>
+                    <a:blip r:embed="rId8"/>
                     <a:stretch>
                       <a:fillRect/>
                     </a:stretch>
                   </pic:blipFill>
-                  <pic:spPr bwMode="auto">
+                  <pic:spPr>
                     <a:xfrm>
                       <a:off x="0" y="0"/>
-                      <a:ext cx="5107077" cy="4504556"/>
+                      <a:ext cx="6400800" cy="2595880"/>
                     </a:xfrm>
                     <a:prstGeom prst="rect">
                       <a:avLst/>
                     </a:prstGeom>
-                    <a:noFill/>
-                    <a:ln>
-                      <a:noFill/>
-                    </a:ln>
                   </pic:spPr>
                 </pic:pic>
               </a:graphicData>
@@ -764,23 +645,6 @@
     </w:p>
     <w:p>
       <w:pPr>
-        <w:pStyle w:val="Ttulo1"/>
-        <w:spacing w:before="0"/>
-        <w:ind w:left="0" w:right="113"/>
-        <w:jc w:val="both"/>
-        <w:rPr>
-          <w:rFonts w:ascii="Arial" w:hAnsi="Arial" w:cs="Arial"/>
-          <w:b/>
-          <w:bCs/>
-          <w:color w:val="2C3A45"/>
-          <w:spacing w:val="-2"/>
-          <w:sz w:val="22"/>
-          <w:szCs w:val="22"/>
-        </w:rPr>
-      </w:pPr>
-    </w:p>
-    <w:p>
-      <w:pPr>
         <w:spacing w:after="120" w:line="360" w:lineRule="exact"/>
         <w:jc w:val="both"/>
         <w:rPr>
@@ -885,7 +749,7 @@
     </w:p>
     <w:p>
       <w:pPr>
-        <w:pStyle w:val="Prrafodelista"/>
+        <w:pStyle w:val="ListParagraph"/>
         <w:numPr>
           <w:ilvl w:val="0"/>
           <w:numId w:val="20"/>
@@ -1068,29 +932,9 @@
         </w:rPr>
       </w:pPr>
     </w:p>
-    <w:p>
-      <w:pPr>
-        <w:spacing w:line="340" w:lineRule="exact"/>
-        <w:ind w:left="220"/>
-        <w:jc w:val="both"/>
-        <w:rPr>
-          <w:rFonts w:ascii="Arial" w:hAnsi="Arial" w:cs="Arial"/>
-        </w:rPr>
-      </w:pPr>
-    </w:p>
-    <w:p>
-      <w:pPr>
-        <w:spacing w:line="340" w:lineRule="exact"/>
-        <w:ind w:left="220"/>
-        <w:jc w:val="both"/>
-        <w:rPr>
-          <w:rFonts w:ascii="Arial" w:hAnsi="Arial" w:cs="Arial"/>
-        </w:rPr>
-      </w:pPr>
-    </w:p>
     <w:tbl>
       <w:tblPr>
-        <w:tblStyle w:val="TableNormal"/>
+        <w:tblStyle w:val="TableNormal1"/>
         <w:tblW w:w="9923" w:type="dxa"/>
         <w:tblInd w:w="-6" w:type="dxa"/>
         <w:tblLayout w:type="fixed"/>
@@ -2180,7 +2024,7 @@
     </w:p>
     <w:p>
       <w:pPr>
-        <w:pStyle w:val="Prrafodelista"/>
+        <w:pStyle w:val="ListParagraph"/>
         <w:numPr>
           <w:ilvl w:val="0"/>
           <w:numId w:val="20"/>
@@ -2198,7 +2042,15 @@
           <w:rFonts w:ascii="Arial" w:hAnsi="Arial" w:cs="Arial"/>
           <w:spacing w:val="-1"/>
         </w:rPr>
-        <w:t>Asigna y escribe en cada línea de la tabla, las direcciones IP de las interfaces de los equipos de interconexión</w:t>
+        <w:t xml:space="preserve">Asigna y escribe en cada línea de la tabla, las direcciones IP de las interfaces de los equipos de </w:t>
+      </w:r>
+      <w:r>
+        <w:rPr>
+          <w:rFonts w:ascii="Arial" w:hAnsi="Arial" w:cs="Arial"/>
+          <w:spacing w:val="-1"/>
+        </w:rPr>
+        <w:lastRenderedPageBreak/>
+        <w:t>interconexión</w:t>
       </w:r>
       <w:r>
         <w:rPr>
@@ -2250,7 +2102,7 @@
     </w:p>
     <w:p>
       <w:pPr>
-        <w:pStyle w:val="Prrafodelista"/>
+        <w:pStyle w:val="ListParagraph"/>
         <w:widowControl/>
         <w:numPr>
           <w:ilvl w:val="0"/>
@@ -2290,7 +2142,7 @@
       </w:r>
       <w:r>
         <w:rPr>
-          <w:rStyle w:val="Textoennegrita"/>
+          <w:rStyle w:val="Strong"/>
           <w:rFonts w:ascii="Arial" w:hAnsi="Arial" w:cs="Arial"/>
           <w:color w:val="000000"/>
         </w:rPr>
@@ -2305,7 +2157,7 @@
       </w:r>
       <w:r>
         <w:rPr>
-          <w:rStyle w:val="Textoennegrita"/>
+          <w:rStyle w:val="Strong"/>
           <w:rFonts w:ascii="Arial" w:hAnsi="Arial" w:cs="Arial"/>
           <w:color w:val="000000"/>
         </w:rPr>
@@ -2321,7 +2173,7 @@
     </w:p>
     <w:p>
       <w:pPr>
-        <w:pStyle w:val="Prrafodelista"/>
+        <w:pStyle w:val="ListParagraph"/>
         <w:widowControl/>
         <w:numPr>
           <w:ilvl w:val="0"/>
@@ -2432,7 +2284,7 @@
     </w:p>
     <w:tbl>
       <w:tblPr>
-        <w:tblStyle w:val="TableNormal"/>
+        <w:tblStyle w:val="TableNormal1"/>
         <w:tblW w:w="10065" w:type="dxa"/>
         <w:tblInd w:w="-5" w:type="dxa"/>
         <w:tblBorders>
@@ -2544,7 +2396,6 @@
               </w:rPr>
               <w:t xml:space="preserve"> </w:t>
             </w:r>
-            <w:proofErr w:type="spellStart"/>
             <w:r>
               <w:rPr>
                 <w:rFonts w:ascii="Arial" w:hAnsi="Arial" w:cs="Arial"/>
@@ -2553,7 +2404,6 @@
               </w:rPr>
               <w:t>Address</w:t>
             </w:r>
-            <w:proofErr w:type="spellEnd"/>
           </w:p>
         </w:tc>
         <w:tc>
@@ -2571,7 +2421,6 @@
                 <w:rFonts w:ascii="Arial" w:eastAsia="Arial" w:hAnsi="Arial" w:cs="Arial"/>
               </w:rPr>
             </w:pPr>
-            <w:proofErr w:type="spellStart"/>
             <w:r>
               <w:rPr>
                 <w:rFonts w:ascii="Arial" w:hAnsi="Arial" w:cs="Arial"/>
@@ -2580,7 +2429,6 @@
               </w:rPr>
               <w:t>Subnet</w:t>
             </w:r>
-            <w:proofErr w:type="spellEnd"/>
             <w:r>
               <w:rPr>
                 <w:rFonts w:ascii="Arial" w:hAnsi="Arial" w:cs="Arial"/>
@@ -2589,7 +2437,6 @@
               </w:rPr>
               <w:t xml:space="preserve"> </w:t>
             </w:r>
-            <w:proofErr w:type="spellStart"/>
             <w:r>
               <w:rPr>
                 <w:rFonts w:ascii="Arial" w:hAnsi="Arial" w:cs="Arial"/>
@@ -2597,7 +2444,6 @@
               </w:rPr>
               <w:t>Mask</w:t>
             </w:r>
-            <w:proofErr w:type="spellEnd"/>
           </w:p>
         </w:tc>
         <w:tc>
@@ -3449,7 +3295,7 @@
     </w:p>
     <w:p>
       <w:pPr>
-        <w:pStyle w:val="Ttulo4"/>
+        <w:pStyle w:val="Heading4"/>
         <w:shd w:val="clear" w:color="auto" w:fill="FFFFFF"/>
         <w:spacing w:line="300" w:lineRule="exact"/>
         <w:jc w:val="both"/>
@@ -3516,14 +3362,7 @@
           <w:rFonts w:cs="Arial"/>
           <w:color w:val="000000"/>
         </w:rPr>
-        <w:t>Est</w:t>
-      </w:r>
-      <w:r>
-        <w:rPr>
-          <w:rFonts w:cs="Arial"/>
-          <w:color w:val="000000"/>
-        </w:rPr>
-        <w:t>e</w:t>
+        <w:t>Este</w:t>
       </w:r>
       <w:r>
         <w:rPr>
@@ -3581,7 +3420,7 @@
     </w:p>
     <w:p>
       <w:pPr>
-        <w:pStyle w:val="Prrafodelista"/>
+        <w:pStyle w:val="ListParagraph"/>
         <w:numPr>
           <w:ilvl w:val="0"/>
           <w:numId w:val="20"/>
@@ -3613,17 +3452,8 @@
           <w:rFonts w:ascii="Arial" w:hAnsi="Arial" w:cs="Arial"/>
           <w:spacing w:val="-1"/>
         </w:rPr>
-        <w:t xml:space="preserve"> del </w:t>
-      </w:r>
-      <w:proofErr w:type="spellStart"/>
-      <w:r>
-        <w:rPr>
-          <w:rFonts w:ascii="Arial" w:hAnsi="Arial" w:cs="Arial"/>
-          <w:spacing w:val="-1"/>
-        </w:rPr>
-        <w:t>router</w:t>
-      </w:r>
-      <w:proofErr w:type="spellEnd"/>
+        <w:t xml:space="preserve"> del router</w:t>
+      </w:r>
       <w:r>
         <w:rPr>
           <w:rFonts w:ascii="Arial" w:hAnsi="Arial" w:cs="Arial"/>
@@ -3641,7 +3471,7 @@
     </w:p>
     <w:p>
       <w:pPr>
-        <w:pStyle w:val="Prrafodelista"/>
+        <w:pStyle w:val="ListParagraph"/>
         <w:numPr>
           <w:ilvl w:val="0"/>
           <w:numId w:val="36"/>
@@ -3677,17 +3507,8 @@
           <w:rFonts w:ascii="Arial" w:hAnsi="Arial" w:cs="Arial"/>
           <w:spacing w:val="-1"/>
         </w:rPr>
-        <w:t xml:space="preserve"> del </w:t>
-      </w:r>
-      <w:proofErr w:type="spellStart"/>
-      <w:r>
-        <w:rPr>
-          <w:rFonts w:ascii="Arial" w:hAnsi="Arial" w:cs="Arial"/>
-          <w:spacing w:val="-1"/>
-        </w:rPr>
-        <w:t>router</w:t>
-      </w:r>
-      <w:proofErr w:type="spellEnd"/>
+        <w:t xml:space="preserve"> del router</w:t>
+      </w:r>
       <w:r>
         <w:rPr>
           <w:rFonts w:ascii="Arial" w:hAnsi="Arial" w:cs="Arial"/>
@@ -3714,7 +3535,7 @@
     </w:p>
     <w:p>
       <w:pPr>
-        <w:pStyle w:val="Prrafodelista"/>
+        <w:pStyle w:val="ListParagraph"/>
         <w:numPr>
           <w:ilvl w:val="0"/>
           <w:numId w:val="36"/>
@@ -3823,13 +3644,7 @@
         <w:rPr>
           <w:rFonts w:ascii="Arial" w:hAnsi="Arial" w:cs="Arial"/>
         </w:rPr>
-        <w:t>de</w:t>
-      </w:r>
-      <w:r>
-        <w:rPr>
-          <w:rFonts w:ascii="Arial" w:hAnsi="Arial" w:cs="Arial"/>
-        </w:rPr>
-        <w:t xml:space="preserve"> los switches </w:t>
+        <w:t xml:space="preserve">de los switches </w:t>
       </w:r>
       <w:r>
         <w:rPr>
@@ -3876,7 +3691,7 @@
     </w:p>
     <w:p>
       <w:pPr>
-        <w:pStyle w:val="Prrafodelista"/>
+        <w:pStyle w:val="ListParagraph"/>
         <w:numPr>
           <w:ilvl w:val="0"/>
           <w:numId w:val="20"/>
@@ -3900,23 +3715,7 @@
           <w:rFonts w:ascii="Arial" w:hAnsi="Arial" w:cs="Arial"/>
           <w:spacing w:val="-1"/>
         </w:rPr>
-        <w:t xml:space="preserve">en el </w:t>
-      </w:r>
-      <w:proofErr w:type="spellStart"/>
-      <w:r>
-        <w:rPr>
-          <w:rFonts w:ascii="Arial" w:hAnsi="Arial" w:cs="Arial"/>
-          <w:spacing w:val="-1"/>
-        </w:rPr>
-        <w:t>router</w:t>
-      </w:r>
-      <w:proofErr w:type="spellEnd"/>
-      <w:r>
-        <w:rPr>
-          <w:rFonts w:ascii="Arial" w:hAnsi="Arial" w:cs="Arial"/>
-          <w:spacing w:val="-1"/>
-        </w:rPr>
-        <w:t xml:space="preserve"> </w:t>
+        <w:t xml:space="preserve">en el router </w:t>
       </w:r>
       <w:r>
         <w:rPr>
@@ -3992,7 +3791,7 @@
     </w:p>
     <w:p>
       <w:pPr>
-        <w:pStyle w:val="Prrafodelista"/>
+        <w:pStyle w:val="ListParagraph"/>
         <w:tabs>
           <w:tab w:val="left" w:pos="721"/>
         </w:tabs>
@@ -4006,7 +3805,7 @@
     </w:p>
     <w:p>
       <w:pPr>
-        <w:pStyle w:val="Prrafodelista"/>
+        <w:pStyle w:val="ListParagraph"/>
         <w:numPr>
           <w:ilvl w:val="0"/>
           <w:numId w:val="20"/>
@@ -4023,23 +3822,7 @@
           <w:rFonts w:ascii="Arial" w:hAnsi="Arial" w:cs="Arial"/>
           <w:spacing w:val="-1"/>
         </w:rPr>
-        <w:t xml:space="preserve">Realiza pruebas de conectividad entre los dispositivos y al exterior a la interface </w:t>
-      </w:r>
-      <w:proofErr w:type="spellStart"/>
-      <w:r>
-        <w:rPr>
-          <w:rFonts w:ascii="Arial" w:hAnsi="Arial" w:cs="Arial"/>
-          <w:spacing w:val="-1"/>
-        </w:rPr>
-        <w:t>Loopback</w:t>
-      </w:r>
-      <w:proofErr w:type="spellEnd"/>
-      <w:r>
-        <w:rPr>
-          <w:rFonts w:ascii="Arial" w:hAnsi="Arial" w:cs="Arial"/>
-          <w:spacing w:val="-1"/>
-        </w:rPr>
-        <w:t xml:space="preserve"> 0.</w:t>
+        <w:t>Realiza pruebas de conectividad entre los dispositivos y al exterior a la interface Loopback 0.</w:t>
       </w:r>
       <w:r>
         <w:rPr>
@@ -4060,7 +3843,7 @@
 </file>
 
 <file path=word/endnotes.xml><?xml version="1.0" encoding="utf-8"?>
-<w:endnotes xmlns:wpc="http://schemas.microsoft.com/office/word/2010/wordprocessingCanvas" xmlns:cx="http://schemas.microsoft.com/office/drawing/2014/chartex" xmlns:cx1="http://schemas.microsoft.com/office/drawing/2015/9/8/chartex" xmlns:cx2="http://schemas.microsoft.com/office/drawing/2015/10/21/chartex" xmlns:cx3="http://schemas.microsoft.com/office/drawing/2016/5/9/chartex" xmlns:cx4="http://schemas.microsoft.com/office/drawing/2016/5/10/chartex" xmlns:cx5="http://schemas.microsoft.com/office/drawing/2016/5/11/chartex" xmlns:cx6="http://schemas.microsoft.com/office/drawing/2016/5/12/chartex" xmlns:cx7="http://schemas.microsoft.com/office/drawing/2016/5/13/chartex" xmlns:cx8="http://schemas.microsoft.com/office/drawing/2016/5/14/chartex" xmlns:mc="http://schemas.openxmlformats.org/markup-compatibility/2006" xmlns:aink="http://schemas.microsoft.com/office/drawing/2016/ink" xmlns:am3d="http://schemas.microsoft.com/office/drawing/2017/model3d" xmlns:o="urn:schemas-microsoft-com:office:office" xmlns:oel="http://schemas.microsoft.com/office/2019/extlst" xmlns:r="http://schemas.openxmlformats.org/officeDocument/2006/relationships" xmlns:m="http://schemas.openxmlformats.org/officeDocument/2006/math" xmlns:v="urn:schemas-microsoft-com:vml" xmlns:wp14="http://schemas.microsoft.com/office/word/2010/wordprocessingDrawing" xmlns:wp="http://schemas.openxmlformats.org/drawingml/2006/wordprocessingDrawing" xmlns:w10="urn:schemas-microsoft-com:office:word" xmlns:w="http://schemas.openxmlformats.org/wordprocessingml/2006/main" xmlns:w14="http://schemas.microsoft.com/office/word/2010/wordml" xmlns:w15="http://schemas.microsoft.com/office/word/2012/wordml" xmlns:w16cex="http://schemas.microsoft.com/office/word/2018/wordml/cex" xmlns:w16cid="http://schemas.microsoft.com/office/word/2016/wordml/cid" xmlns:w16="http://schemas.microsoft.com/office/word/2018/wordml" xmlns:w16sdtdh="http://schemas.microsoft.com/office/word/2020/wordml/sdtdatahash" xmlns:w16se="http://schemas.microsoft.com/office/word/2015/wordml/symex" xmlns:wpg="http://schemas.microsoft.com/office/word/2010/wordprocessingGroup" xmlns:wpi="http://schemas.microsoft.com/office/word/2010/wordprocessingInk" xmlns:wne="http://schemas.microsoft.com/office/word/2006/wordml" xmlns:wps="http://schemas.microsoft.com/office/word/2010/wordprocessingShape" mc:Ignorable="w14 w15 w16se w16cid w16 w16cex w16sdtdh wp14">
+<w:endnotes xmlns:wpc="http://schemas.microsoft.com/office/word/2010/wordprocessingCanvas" xmlns:cx="http://schemas.microsoft.com/office/drawing/2014/chartex" xmlns:cx1="http://schemas.microsoft.com/office/drawing/2015/9/8/chartex" xmlns:cx2="http://schemas.microsoft.com/office/drawing/2015/10/21/chartex" xmlns:cx3="http://schemas.microsoft.com/office/drawing/2016/5/9/chartex" xmlns:cx4="http://schemas.microsoft.com/office/drawing/2016/5/10/chartex" xmlns:cx5="http://schemas.microsoft.com/office/drawing/2016/5/11/chartex" xmlns:cx6="http://schemas.microsoft.com/office/drawing/2016/5/12/chartex" xmlns:cx7="http://schemas.microsoft.com/office/drawing/2016/5/13/chartex" xmlns:cx8="http://schemas.microsoft.com/office/drawing/2016/5/14/chartex" xmlns:mc="http://schemas.openxmlformats.org/markup-compatibility/2006" xmlns:aink="http://schemas.microsoft.com/office/drawing/2016/ink" xmlns:am3d="http://schemas.microsoft.com/office/drawing/2017/model3d" xmlns:o="urn:schemas-microsoft-com:office:office" xmlns:oel="http://schemas.microsoft.com/office/2019/extlst" xmlns:r="http://schemas.openxmlformats.org/officeDocument/2006/relationships" xmlns:m="http://schemas.openxmlformats.org/officeDocument/2006/math" xmlns:v="urn:schemas-microsoft-com:vml" xmlns:wp14="http://schemas.microsoft.com/office/word/2010/wordprocessingDrawing" xmlns:wp="http://schemas.openxmlformats.org/drawingml/2006/wordprocessingDrawing" xmlns:w10="urn:schemas-microsoft-com:office:word" xmlns:w="http://schemas.openxmlformats.org/wordprocessingml/2006/main" xmlns:w14="http://schemas.microsoft.com/office/word/2010/wordml" xmlns:w15="http://schemas.microsoft.com/office/word/2012/wordml" xmlns:w16cex="http://schemas.microsoft.com/office/word/2018/wordml/cex" xmlns:w16cid="http://schemas.microsoft.com/office/word/2016/wordml/cid" xmlns:w16="http://schemas.microsoft.com/office/word/2018/wordml" xmlns:w16du="http://schemas.microsoft.com/office/word/2023/wordml/word16du" xmlns:w16sdtdh="http://schemas.microsoft.com/office/word/2020/wordml/sdtdatahash" xmlns:w16sdtfl="http://schemas.microsoft.com/office/word/2024/wordml/sdtformatlock" xmlns:w16se="http://schemas.microsoft.com/office/word/2015/wordml/symex" xmlns:wpg="http://schemas.microsoft.com/office/word/2010/wordprocessingGroup" xmlns:wpi="http://schemas.microsoft.com/office/word/2010/wordprocessingInk" xmlns:wne="http://schemas.microsoft.com/office/word/2006/wordml" xmlns:wps="http://schemas.microsoft.com/office/word/2010/wordprocessingShape" mc:Ignorable="w14 w15 w16se w16cid w16 w16cex w16sdtdh w16sdtfl w16du wp14">
   <w:endnote w:type="separator" w:id="-1">
     <w:p>
       <w:r>
@@ -4079,7 +3862,7 @@
 </file>
 
 <file path=word/footer1.xml><?xml version="1.0" encoding="utf-8"?>
-<w:ftr xmlns:wpc="http://schemas.microsoft.com/office/word/2010/wordprocessingCanvas" xmlns:cx="http://schemas.microsoft.com/office/drawing/2014/chartex" xmlns:cx1="http://schemas.microsoft.com/office/drawing/2015/9/8/chartex" xmlns:cx2="http://schemas.microsoft.com/office/drawing/2015/10/21/chartex" xmlns:cx3="http://schemas.microsoft.com/office/drawing/2016/5/9/chartex" xmlns:cx4="http://schemas.microsoft.com/office/drawing/2016/5/10/chartex" xmlns:cx5="http://schemas.microsoft.com/office/drawing/2016/5/11/chartex" xmlns:cx6="http://schemas.microsoft.com/office/drawing/2016/5/12/chartex" xmlns:cx7="http://schemas.microsoft.com/office/drawing/2016/5/13/chartex" xmlns:cx8="http://schemas.microsoft.com/office/drawing/2016/5/14/chartex" xmlns:mc="http://schemas.openxmlformats.org/markup-compatibility/2006" xmlns:aink="http://schemas.microsoft.com/office/drawing/2016/ink" xmlns:am3d="http://schemas.microsoft.com/office/drawing/2017/model3d" xmlns:o="urn:schemas-microsoft-com:office:office" xmlns:oel="http://schemas.microsoft.com/office/2019/extlst" xmlns:r="http://schemas.openxmlformats.org/officeDocument/2006/relationships" xmlns:m="http://schemas.openxmlformats.org/officeDocument/2006/math" xmlns:v="urn:schemas-microsoft-com:vml" xmlns:wp14="http://schemas.microsoft.com/office/word/2010/wordprocessingDrawing" xmlns:wp="http://schemas.openxmlformats.org/drawingml/2006/wordprocessingDrawing" xmlns:w10="urn:schemas-microsoft-com:office:word" xmlns:w="http://schemas.openxmlformats.org/wordprocessingml/2006/main" xmlns:w14="http://schemas.microsoft.com/office/word/2010/wordml" xmlns:w15="http://schemas.microsoft.com/office/word/2012/wordml" xmlns:w16cex="http://schemas.microsoft.com/office/word/2018/wordml/cex" xmlns:w16cid="http://schemas.microsoft.com/office/word/2016/wordml/cid" xmlns:w16="http://schemas.microsoft.com/office/word/2018/wordml" xmlns:w16sdtdh="http://schemas.microsoft.com/office/word/2020/wordml/sdtdatahash" xmlns:w16se="http://schemas.microsoft.com/office/word/2015/wordml/symex" xmlns:wpg="http://schemas.microsoft.com/office/word/2010/wordprocessingGroup" xmlns:wpi="http://schemas.microsoft.com/office/word/2010/wordprocessingInk" xmlns:wne="http://schemas.microsoft.com/office/word/2006/wordml" xmlns:wps="http://schemas.microsoft.com/office/word/2010/wordprocessingShape" mc:Ignorable="w14 w15 w16se w16cid w16 w16cex w16sdtdh wp14">
+<w:ftr xmlns:wpc="http://schemas.microsoft.com/office/word/2010/wordprocessingCanvas" xmlns:cx="http://schemas.microsoft.com/office/drawing/2014/chartex" xmlns:cx1="http://schemas.microsoft.com/office/drawing/2015/9/8/chartex" xmlns:cx2="http://schemas.microsoft.com/office/drawing/2015/10/21/chartex" xmlns:cx3="http://schemas.microsoft.com/office/drawing/2016/5/9/chartex" xmlns:cx4="http://schemas.microsoft.com/office/drawing/2016/5/10/chartex" xmlns:cx5="http://schemas.microsoft.com/office/drawing/2016/5/11/chartex" xmlns:cx6="http://schemas.microsoft.com/office/drawing/2016/5/12/chartex" xmlns:cx7="http://schemas.microsoft.com/office/drawing/2016/5/13/chartex" xmlns:cx8="http://schemas.microsoft.com/office/drawing/2016/5/14/chartex" xmlns:mc="http://schemas.openxmlformats.org/markup-compatibility/2006" xmlns:aink="http://schemas.microsoft.com/office/drawing/2016/ink" xmlns:am3d="http://schemas.microsoft.com/office/drawing/2017/model3d" xmlns:o="urn:schemas-microsoft-com:office:office" xmlns:oel="http://schemas.microsoft.com/office/2019/extlst" xmlns:r="http://schemas.openxmlformats.org/officeDocument/2006/relationships" xmlns:m="http://schemas.openxmlformats.org/officeDocument/2006/math" xmlns:v="urn:schemas-microsoft-com:vml" xmlns:wp14="http://schemas.microsoft.com/office/word/2010/wordprocessingDrawing" xmlns:wp="http://schemas.openxmlformats.org/drawingml/2006/wordprocessingDrawing" xmlns:w10="urn:schemas-microsoft-com:office:word" xmlns:w="http://schemas.openxmlformats.org/wordprocessingml/2006/main" xmlns:w14="http://schemas.microsoft.com/office/word/2010/wordml" xmlns:w15="http://schemas.microsoft.com/office/word/2012/wordml" xmlns:w16cex="http://schemas.microsoft.com/office/word/2018/wordml/cex" xmlns:w16cid="http://schemas.microsoft.com/office/word/2016/wordml/cid" xmlns:w16="http://schemas.microsoft.com/office/word/2018/wordml" xmlns:w16du="http://schemas.microsoft.com/office/word/2023/wordml/word16du" xmlns:w16sdtdh="http://schemas.microsoft.com/office/word/2020/wordml/sdtdatahash" xmlns:w16sdtfl="http://schemas.microsoft.com/office/word/2024/wordml/sdtformatlock" xmlns:w16se="http://schemas.microsoft.com/office/word/2015/wordml/symex" xmlns:wpg="http://schemas.microsoft.com/office/word/2010/wordprocessingGroup" xmlns:wpi="http://schemas.microsoft.com/office/word/2010/wordprocessingInk" xmlns:wne="http://schemas.microsoft.com/office/word/2006/wordml" xmlns:wps="http://schemas.microsoft.com/office/word/2010/wordprocessingShape" mc:Ignorable="w14 w15 w16se w16cid w16 w16cex w16sdtdh w16sdtfl w16du wp14">
   <w:p>
     <w:pPr>
       <w:spacing w:line="14" w:lineRule="auto"/>
@@ -4279,7 +4062,7 @@
 </file>
 
 <file path=word/footnotes.xml><?xml version="1.0" encoding="utf-8"?>
-<w:footnotes xmlns:wpc="http://schemas.microsoft.com/office/word/2010/wordprocessingCanvas" xmlns:cx="http://schemas.microsoft.com/office/drawing/2014/chartex" xmlns:cx1="http://schemas.microsoft.com/office/drawing/2015/9/8/chartex" xmlns:cx2="http://schemas.microsoft.com/office/drawing/2015/10/21/chartex" xmlns:cx3="http://schemas.microsoft.com/office/drawing/2016/5/9/chartex" xmlns:cx4="http://schemas.microsoft.com/office/drawing/2016/5/10/chartex" xmlns:cx5="http://schemas.microsoft.com/office/drawing/2016/5/11/chartex" xmlns:cx6="http://schemas.microsoft.com/office/drawing/2016/5/12/chartex" xmlns:cx7="http://schemas.microsoft.com/office/drawing/2016/5/13/chartex" xmlns:cx8="http://schemas.microsoft.com/office/drawing/2016/5/14/chartex" xmlns:mc="http://schemas.openxmlformats.org/markup-compatibility/2006" xmlns:aink="http://schemas.microsoft.com/office/drawing/2016/ink" xmlns:am3d="http://schemas.microsoft.com/office/drawing/2017/model3d" xmlns:o="urn:schemas-microsoft-com:office:office" xmlns:oel="http://schemas.microsoft.com/office/2019/extlst" xmlns:r="http://schemas.openxmlformats.org/officeDocument/2006/relationships" xmlns:m="http://schemas.openxmlformats.org/officeDocument/2006/math" xmlns:v="urn:schemas-microsoft-com:vml" xmlns:wp14="http://schemas.microsoft.com/office/word/2010/wordprocessingDrawing" xmlns:wp="http://schemas.openxmlformats.org/drawingml/2006/wordprocessingDrawing" xmlns:w10="urn:schemas-microsoft-com:office:word" xmlns:w="http://schemas.openxmlformats.org/wordprocessingml/2006/main" xmlns:w14="http://schemas.microsoft.com/office/word/2010/wordml" xmlns:w15="http://schemas.microsoft.com/office/word/2012/wordml" xmlns:w16cex="http://schemas.microsoft.com/office/word/2018/wordml/cex" xmlns:w16cid="http://schemas.microsoft.com/office/word/2016/wordml/cid" xmlns:w16="http://schemas.microsoft.com/office/word/2018/wordml" xmlns:w16sdtdh="http://schemas.microsoft.com/office/word/2020/wordml/sdtdatahash" xmlns:w16se="http://schemas.microsoft.com/office/word/2015/wordml/symex" xmlns:wpg="http://schemas.microsoft.com/office/word/2010/wordprocessingGroup" xmlns:wpi="http://schemas.microsoft.com/office/word/2010/wordprocessingInk" xmlns:wne="http://schemas.microsoft.com/office/word/2006/wordml" xmlns:wps="http://schemas.microsoft.com/office/word/2010/wordprocessingShape" mc:Ignorable="w14 w15 w16se w16cid w16 w16cex w16sdtdh wp14">
+<w:footnotes xmlns:wpc="http://schemas.microsoft.com/office/word/2010/wordprocessingCanvas" xmlns:cx="http://schemas.microsoft.com/office/drawing/2014/chartex" xmlns:cx1="http://schemas.microsoft.com/office/drawing/2015/9/8/chartex" xmlns:cx2="http://schemas.microsoft.com/office/drawing/2015/10/21/chartex" xmlns:cx3="http://schemas.microsoft.com/office/drawing/2016/5/9/chartex" xmlns:cx4="http://schemas.microsoft.com/office/drawing/2016/5/10/chartex" xmlns:cx5="http://schemas.microsoft.com/office/drawing/2016/5/11/chartex" xmlns:cx6="http://schemas.microsoft.com/office/drawing/2016/5/12/chartex" xmlns:cx7="http://schemas.microsoft.com/office/drawing/2016/5/13/chartex" xmlns:cx8="http://schemas.microsoft.com/office/drawing/2016/5/14/chartex" xmlns:mc="http://schemas.openxmlformats.org/markup-compatibility/2006" xmlns:aink="http://schemas.microsoft.com/office/drawing/2016/ink" xmlns:am3d="http://schemas.microsoft.com/office/drawing/2017/model3d" xmlns:o="urn:schemas-microsoft-com:office:office" xmlns:oel="http://schemas.microsoft.com/office/2019/extlst" xmlns:r="http://schemas.openxmlformats.org/officeDocument/2006/relationships" xmlns:m="http://schemas.openxmlformats.org/officeDocument/2006/math" xmlns:v="urn:schemas-microsoft-com:vml" xmlns:wp14="http://schemas.microsoft.com/office/word/2010/wordprocessingDrawing" xmlns:wp="http://schemas.openxmlformats.org/drawingml/2006/wordprocessingDrawing" xmlns:w10="urn:schemas-microsoft-com:office:word" xmlns:w="http://schemas.openxmlformats.org/wordprocessingml/2006/main" xmlns:w14="http://schemas.microsoft.com/office/word/2010/wordml" xmlns:w15="http://schemas.microsoft.com/office/word/2012/wordml" xmlns:w16cex="http://schemas.microsoft.com/office/word/2018/wordml/cex" xmlns:w16cid="http://schemas.microsoft.com/office/word/2016/wordml/cid" xmlns:w16="http://schemas.microsoft.com/office/word/2018/wordml" xmlns:w16du="http://schemas.microsoft.com/office/word/2023/wordml/word16du" xmlns:w16sdtdh="http://schemas.microsoft.com/office/word/2020/wordml/sdtdatahash" xmlns:w16sdtfl="http://schemas.microsoft.com/office/word/2024/wordml/sdtformatlock" xmlns:w16se="http://schemas.microsoft.com/office/word/2015/wordml/symex" xmlns:wpg="http://schemas.microsoft.com/office/word/2010/wordprocessingGroup" xmlns:wpi="http://schemas.microsoft.com/office/word/2010/wordprocessingInk" xmlns:wne="http://schemas.microsoft.com/office/word/2006/wordml" xmlns:wps="http://schemas.microsoft.com/office/word/2010/wordprocessingShape" mc:Ignorable="w14 w15 w16se w16cid w16 w16cex w16sdtdh w16sdtfl w16du wp14">
   <w:footnote w:type="separator" w:id="-1">
     <w:p>
       <w:r>
@@ -4298,7 +4081,7 @@
 </file>
 
 <file path=word/numbering.xml><?xml version="1.0" encoding="utf-8"?>
-<w:numbering xmlns:wpc="http://schemas.microsoft.com/office/word/2010/wordprocessingCanvas" xmlns:cx="http://schemas.microsoft.com/office/drawing/2014/chartex" xmlns:cx1="http://schemas.microsoft.com/office/drawing/2015/9/8/chartex" xmlns:cx2="http://schemas.microsoft.com/office/drawing/2015/10/21/chartex" xmlns:cx3="http://schemas.microsoft.com/office/drawing/2016/5/9/chartex" xmlns:cx4="http://schemas.microsoft.com/office/drawing/2016/5/10/chartex" xmlns:cx5="http://schemas.microsoft.com/office/drawing/2016/5/11/chartex" xmlns:cx6="http://schemas.microsoft.com/office/drawing/2016/5/12/chartex" xmlns:cx7="http://schemas.microsoft.com/office/drawing/2016/5/13/chartex" xmlns:cx8="http://schemas.microsoft.com/office/drawing/2016/5/14/chartex" xmlns:mc="http://schemas.openxmlformats.org/markup-compatibility/2006" xmlns:aink="http://schemas.microsoft.com/office/drawing/2016/ink" xmlns:am3d="http://schemas.microsoft.com/office/drawing/2017/model3d" xmlns:o="urn:schemas-microsoft-com:office:office" xmlns:oel="http://schemas.microsoft.com/office/2019/extlst" xmlns:r="http://schemas.openxmlformats.org/officeDocument/2006/relationships" xmlns:m="http://schemas.openxmlformats.org/officeDocument/2006/math" xmlns:v="urn:schemas-microsoft-com:vml" xmlns:wp14="http://schemas.microsoft.com/office/word/2010/wordprocessingDrawing" xmlns:wp="http://schemas.openxmlformats.org/drawingml/2006/wordprocessingDrawing" xmlns:w10="urn:schemas-microsoft-com:office:word" xmlns:w="http://schemas.openxmlformats.org/wordprocessingml/2006/main" xmlns:w14="http://schemas.microsoft.com/office/word/2010/wordml" xmlns:w15="http://schemas.microsoft.com/office/word/2012/wordml" xmlns:w16cex="http://schemas.microsoft.com/office/word/2018/wordml/cex" xmlns:w16cid="http://schemas.microsoft.com/office/word/2016/wordml/cid" xmlns:w16="http://schemas.microsoft.com/office/word/2018/wordml" xmlns:w16sdtdh="http://schemas.microsoft.com/office/word/2020/wordml/sdtdatahash" xmlns:w16se="http://schemas.microsoft.com/office/word/2015/wordml/symex" xmlns:wpg="http://schemas.microsoft.com/office/word/2010/wordprocessingGroup" xmlns:wpi="http://schemas.microsoft.com/office/word/2010/wordprocessingInk" xmlns:wne="http://schemas.microsoft.com/office/word/2006/wordml" xmlns:wps="http://schemas.microsoft.com/office/word/2010/wordprocessingShape" mc:Ignorable="w14 w15 w16se w16cid w16 w16cex w16sdtdh wp14">
+<w:numbering xmlns:wpc="http://schemas.microsoft.com/office/word/2010/wordprocessingCanvas" xmlns:cx="http://schemas.microsoft.com/office/drawing/2014/chartex" xmlns:cx1="http://schemas.microsoft.com/office/drawing/2015/9/8/chartex" xmlns:cx2="http://schemas.microsoft.com/office/drawing/2015/10/21/chartex" xmlns:cx3="http://schemas.microsoft.com/office/drawing/2016/5/9/chartex" xmlns:cx4="http://schemas.microsoft.com/office/drawing/2016/5/10/chartex" xmlns:cx5="http://schemas.microsoft.com/office/drawing/2016/5/11/chartex" xmlns:cx6="http://schemas.microsoft.com/office/drawing/2016/5/12/chartex" xmlns:cx7="http://schemas.microsoft.com/office/drawing/2016/5/13/chartex" xmlns:cx8="http://schemas.microsoft.com/office/drawing/2016/5/14/chartex" xmlns:mc="http://schemas.openxmlformats.org/markup-compatibility/2006" xmlns:aink="http://schemas.microsoft.com/office/drawing/2016/ink" xmlns:am3d="http://schemas.microsoft.com/office/drawing/2017/model3d" xmlns:o="urn:schemas-microsoft-com:office:office" xmlns:oel="http://schemas.microsoft.com/office/2019/extlst" xmlns:r="http://schemas.openxmlformats.org/officeDocument/2006/relationships" xmlns:m="http://schemas.openxmlformats.org/officeDocument/2006/math" xmlns:v="urn:schemas-microsoft-com:vml" xmlns:wp14="http://schemas.microsoft.com/office/word/2010/wordprocessingDrawing" xmlns:wp="http://schemas.openxmlformats.org/drawingml/2006/wordprocessingDrawing" xmlns:w10="urn:schemas-microsoft-com:office:word" xmlns:w="http://schemas.openxmlformats.org/wordprocessingml/2006/main" xmlns:w14="http://schemas.microsoft.com/office/word/2010/wordml" xmlns:w15="http://schemas.microsoft.com/office/word/2012/wordml" xmlns:w16cex="http://schemas.microsoft.com/office/word/2018/wordml/cex" xmlns:w16cid="http://schemas.microsoft.com/office/word/2016/wordml/cid" xmlns:w16="http://schemas.microsoft.com/office/word/2018/wordml" xmlns:w16du="http://schemas.microsoft.com/office/word/2023/wordml/word16du" xmlns:w16sdtdh="http://schemas.microsoft.com/office/word/2020/wordml/sdtdatahash" xmlns:w16sdtfl="http://schemas.microsoft.com/office/word/2024/wordml/sdtformatlock" xmlns:w16se="http://schemas.microsoft.com/office/word/2015/wordml/symex" xmlns:wpg="http://schemas.microsoft.com/office/word/2010/wordprocessingGroup" xmlns:wpi="http://schemas.microsoft.com/office/word/2010/wordprocessingInk" xmlns:wne="http://schemas.microsoft.com/office/word/2006/wordml" xmlns:wps="http://schemas.microsoft.com/office/word/2010/wordprocessingShape" mc:Ignorable="w14 w15 w16se w16cid w16 w16cex w16sdtdh w16sdtfl w16du wp14">
   <w:abstractNum w:abstractNumId="0" w15:restartNumberingAfterBreak="0">
     <w:nsid w:val="005B447F"/>
     <w:multiLevelType w:val="hybridMultilevel"/>
@@ -8484,7 +8267,7 @@
 </file>
 
 <file path=word/styles.xml><?xml version="1.0" encoding="utf-8"?>
-<w:styles xmlns:mc="http://schemas.openxmlformats.org/markup-compatibility/2006" xmlns:r="http://schemas.openxmlformats.org/officeDocument/2006/relationships" xmlns:w="http://schemas.openxmlformats.org/wordprocessingml/2006/main" xmlns:w14="http://schemas.microsoft.com/office/word/2010/wordml" xmlns:w15="http://schemas.microsoft.com/office/word/2012/wordml" xmlns:w16cex="http://schemas.microsoft.com/office/word/2018/wordml/cex" xmlns:w16cid="http://schemas.microsoft.com/office/word/2016/wordml/cid" xmlns:w16="http://schemas.microsoft.com/office/word/2018/wordml" xmlns:w16sdtdh="http://schemas.microsoft.com/office/word/2020/wordml/sdtdatahash" xmlns:w16se="http://schemas.microsoft.com/office/word/2015/wordml/symex" mc:Ignorable="w14 w15 w16se w16cid w16 w16cex w16sdtdh">
+<w:styles xmlns:mc="http://schemas.openxmlformats.org/markup-compatibility/2006" xmlns:r="http://schemas.openxmlformats.org/officeDocument/2006/relationships" xmlns:w="http://schemas.openxmlformats.org/wordprocessingml/2006/main" xmlns:w14="http://schemas.microsoft.com/office/word/2010/wordml" xmlns:w15="http://schemas.microsoft.com/office/word/2012/wordml" xmlns:w16cex="http://schemas.microsoft.com/office/word/2018/wordml/cex" xmlns:w16cid="http://schemas.microsoft.com/office/word/2016/wordml/cid" xmlns:w16="http://schemas.microsoft.com/office/word/2018/wordml" xmlns:w16du="http://schemas.microsoft.com/office/word/2023/wordml/word16du" xmlns:w16sdtdh="http://schemas.microsoft.com/office/word/2020/wordml/sdtdatahash" xmlns:w16sdtfl="http://schemas.microsoft.com/office/word/2024/wordml/sdtformatlock" xmlns:w16se="http://schemas.microsoft.com/office/word/2015/wordml/symex" mc:Ignorable="w14 w15 w16se w16cid w16 w16cex w16sdtdh w16sdtfl w16du">
   <w:docDefaults>
     <w:rPrDefault>
       <w:rPr>
@@ -8885,7 +8668,7 @@
       <w:lang w:val="es-MX"/>
     </w:rPr>
   </w:style>
-  <w:style w:type="paragraph" w:styleId="Ttulo1">
+  <w:style w:type="paragraph" w:styleId="Heading1">
     <w:name w:val="heading 1"/>
     <w:basedOn w:val="Normal"/>
     <w:uiPriority w:val="9"/>
@@ -8901,7 +8684,7 @@
       <w:szCs w:val="28"/>
     </w:rPr>
   </w:style>
-  <w:style w:type="paragraph" w:styleId="Ttulo2">
+  <w:style w:type="paragraph" w:styleId="Heading2">
     <w:name w:val="heading 2"/>
     <w:basedOn w:val="Normal"/>
     <w:uiPriority w:val="9"/>
@@ -8920,7 +8703,7 @@
       <w:szCs w:val="24"/>
     </w:rPr>
   </w:style>
-  <w:style w:type="paragraph" w:styleId="Ttulo3">
+  <w:style w:type="paragraph" w:styleId="Heading3">
     <w:name w:val="heading 3"/>
     <w:basedOn w:val="Normal"/>
     <w:uiPriority w:val="9"/>
@@ -8936,7 +8719,7 @@
       <w:szCs w:val="24"/>
     </w:rPr>
   </w:style>
-  <w:style w:type="paragraph" w:styleId="Ttulo4">
+  <w:style w:type="paragraph" w:styleId="Heading4">
     <w:name w:val="heading 4"/>
     <w:basedOn w:val="Normal"/>
     <w:uiPriority w:val="9"/>
@@ -8950,7 +8733,7 @@
       <w:rFonts w:ascii="Arial" w:eastAsia="Arial" w:hAnsi="Arial"/>
     </w:rPr>
   </w:style>
-  <w:style w:type="paragraph" w:styleId="Ttulo5">
+  <w:style w:type="paragraph" w:styleId="Heading5">
     <w:name w:val="heading 5"/>
     <w:basedOn w:val="Normal"/>
     <w:uiPriority w:val="9"/>
@@ -8969,7 +8752,7 @@
       <w:szCs w:val="20"/>
     </w:rPr>
   </w:style>
-  <w:style w:type="paragraph" w:styleId="Ttulo6">
+  <w:style w:type="paragraph" w:styleId="Heading6">
     <w:name w:val="heading 6"/>
     <w:basedOn w:val="Normal"/>
     <w:uiPriority w:val="9"/>
@@ -8988,13 +8771,13 @@
       <w:szCs w:val="18"/>
     </w:rPr>
   </w:style>
-  <w:style w:type="character" w:default="1" w:styleId="Fuentedeprrafopredeter">
+  <w:style w:type="character" w:default="1" w:styleId="DefaultParagraphFont">
     <w:name w:val="Default Paragraph Font"/>
     <w:uiPriority w:val="1"/>
     <w:semiHidden/>
     <w:unhideWhenUsed/>
   </w:style>
-  <w:style w:type="table" w:default="1" w:styleId="Tablanormal">
+  <w:style w:type="table" w:default="1" w:styleId="TableNormal">
     <w:name w:val="Normal Table"/>
     <w:uiPriority w:val="99"/>
     <w:semiHidden/>
@@ -9009,14 +8792,14 @@
       </w:tblCellMar>
     </w:tblPr>
   </w:style>
-  <w:style w:type="numbering" w:default="1" w:styleId="Sinlista">
+  <w:style w:type="numbering" w:default="1" w:styleId="NoList">
     <w:name w:val="No List"/>
     <w:uiPriority w:val="99"/>
     <w:semiHidden/>
     <w:unhideWhenUsed/>
   </w:style>
-  <w:style w:type="table" w:customStyle="1" w:styleId="TableNormal">
-    <w:name w:val="Table Normal"/>
+  <w:style w:type="table" w:customStyle="1" w:styleId="TableNormal1">
+    <w:name w:val="Table Normal1"/>
     <w:uiPriority w:val="2"/>
     <w:semiHidden/>
     <w:unhideWhenUsed/>
@@ -9031,7 +8814,7 @@
       </w:tblCellMar>
     </w:tblPr>
   </w:style>
-  <w:style w:type="paragraph" w:styleId="TDC1">
+  <w:style w:type="paragraph" w:styleId="TOC1">
     <w:name w:val="toc 1"/>
     <w:basedOn w:val="Normal"/>
     <w:uiPriority w:val="1"/>
@@ -9046,7 +8829,7 @@
       <w:szCs w:val="18"/>
     </w:rPr>
   </w:style>
-  <w:style w:type="paragraph" w:styleId="TDC2">
+  <w:style w:type="paragraph" w:styleId="TOC2">
     <w:name w:val="toc 2"/>
     <w:basedOn w:val="Normal"/>
     <w:uiPriority w:val="1"/>
@@ -9062,7 +8845,7 @@
       <w:i/>
     </w:rPr>
   </w:style>
-  <w:style w:type="paragraph" w:styleId="TDC3">
+  <w:style w:type="paragraph" w:styleId="TOC3">
     <w:name w:val="toc 3"/>
     <w:basedOn w:val="Normal"/>
     <w:uiPriority w:val="1"/>
@@ -9077,7 +8860,7 @@
       <w:szCs w:val="18"/>
     </w:rPr>
   </w:style>
-  <w:style w:type="paragraph" w:styleId="Textoindependiente">
+  <w:style w:type="paragraph" w:styleId="BodyText">
     <w:name w:val="Body Text"/>
     <w:basedOn w:val="Normal"/>
     <w:uiPriority w:val="1"/>
@@ -9092,7 +8875,7 @@
       <w:szCs w:val="18"/>
     </w:rPr>
   </w:style>
-  <w:style w:type="paragraph" w:styleId="Prrafodelista">
+  <w:style w:type="paragraph" w:styleId="ListParagraph">
     <w:name w:val="List Paragraph"/>
     <w:basedOn w:val="Normal"/>
     <w:uiPriority w:val="34"/>
@@ -9104,10 +8887,10 @@
     <w:uiPriority w:val="1"/>
     <w:qFormat/>
   </w:style>
-  <w:style w:type="paragraph" w:styleId="Encabezado">
+  <w:style w:type="paragraph" w:styleId="Header">
     <w:name w:val="header"/>
     <w:basedOn w:val="Normal"/>
-    <w:link w:val="EncabezadoCar"/>
+    <w:link w:val="HeaderChar"/>
     <w:uiPriority w:val="99"/>
     <w:unhideWhenUsed/>
     <w:rsid w:val="00541679"/>
@@ -9118,20 +8901,20 @@
       </w:tabs>
     </w:pPr>
   </w:style>
-  <w:style w:type="character" w:customStyle="1" w:styleId="EncabezadoCar">
-    <w:name w:val="Encabezado Car"/>
-    <w:basedOn w:val="Fuentedeprrafopredeter"/>
-    <w:link w:val="Encabezado"/>
+  <w:style w:type="character" w:customStyle="1" w:styleId="HeaderChar">
+    <w:name w:val="Header Char"/>
+    <w:basedOn w:val="DefaultParagraphFont"/>
+    <w:link w:val="Header"/>
     <w:uiPriority w:val="99"/>
     <w:rsid w:val="00541679"/>
     <w:rPr>
       <w:lang w:val="es-MX"/>
     </w:rPr>
   </w:style>
-  <w:style w:type="paragraph" w:styleId="Piedepgina">
+  <w:style w:type="paragraph" w:styleId="Footer">
     <w:name w:val="footer"/>
     <w:basedOn w:val="Normal"/>
-    <w:link w:val="PiedepginaCar"/>
+    <w:link w:val="FooterChar"/>
     <w:uiPriority w:val="99"/>
     <w:unhideWhenUsed/>
     <w:rsid w:val="00541679"/>
@@ -9142,20 +8925,20 @@
       </w:tabs>
     </w:pPr>
   </w:style>
-  <w:style w:type="character" w:customStyle="1" w:styleId="PiedepginaCar">
-    <w:name w:val="Pie de página Car"/>
-    <w:basedOn w:val="Fuentedeprrafopredeter"/>
-    <w:link w:val="Piedepgina"/>
+  <w:style w:type="character" w:customStyle="1" w:styleId="FooterChar">
+    <w:name w:val="Footer Char"/>
+    <w:basedOn w:val="DefaultParagraphFont"/>
+    <w:link w:val="Footer"/>
     <w:uiPriority w:val="99"/>
     <w:rsid w:val="00541679"/>
     <w:rPr>
       <w:lang w:val="es-MX"/>
     </w:rPr>
   </w:style>
-  <w:style w:type="paragraph" w:styleId="HTMLconformatoprevio">
+  <w:style w:type="paragraph" w:styleId="HTMLPreformatted">
     <w:name w:val="HTML Preformatted"/>
     <w:basedOn w:val="Normal"/>
-    <w:link w:val="HTMLconformatoprevioCar"/>
+    <w:link w:val="HTMLPreformattedChar"/>
     <w:uiPriority w:val="99"/>
     <w:semiHidden/>
     <w:unhideWhenUsed/>
@@ -9188,10 +8971,10 @@
       <w:lang w:eastAsia="es-MX"/>
     </w:rPr>
   </w:style>
-  <w:style w:type="character" w:customStyle="1" w:styleId="HTMLconformatoprevioCar">
-    <w:name w:val="HTML con formato previo Car"/>
-    <w:basedOn w:val="Fuentedeprrafopredeter"/>
-    <w:link w:val="HTMLconformatoprevio"/>
+  <w:style w:type="character" w:customStyle="1" w:styleId="HTMLPreformattedChar">
+    <w:name w:val="HTML Preformatted Char"/>
+    <w:basedOn w:val="DefaultParagraphFont"/>
+    <w:link w:val="HTMLPreformatted"/>
     <w:uiPriority w:val="99"/>
     <w:semiHidden/>
     <w:rsid w:val="00746B44"/>
@@ -9204,7 +8987,7 @@
   </w:style>
   <w:style w:type="character" w:customStyle="1" w:styleId="y2iqfc">
     <w:name w:val="y2iqfc"/>
-    <w:basedOn w:val="Fuentedeprrafopredeter"/>
+    <w:basedOn w:val="DefaultParagraphFont"/>
     <w:rsid w:val="00746B44"/>
   </w:style>
   <w:style w:type="character" w:customStyle="1" w:styleId="DevConfigGray">
@@ -9248,9 +9031,9 @@
       <w:shd w:val="clear" w:color="auto" w:fill="BFBFBF"/>
     </w:rPr>
   </w:style>
-  <w:style w:type="character" w:styleId="Textoennegrita">
+  <w:style w:type="character" w:styleId="Strong">
     <w:name w:val="Strong"/>
-    <w:basedOn w:val="Fuentedeprrafopredeter"/>
+    <w:basedOn w:val="DefaultParagraphFont"/>
     <w:uiPriority w:val="22"/>
     <w:qFormat/>
     <w:rsid w:val="008F76DE"/>
